--- a/module-6/Jeremy Ginter - Module 6.2 Assignment.docx
+++ b/module-6/Jeremy Ginter - Module 6.2 Assignment.docx
@@ -9,28 +9,19 @@
     </w:p>
     <w:p>
       <w:r>
-        <w:t xml:space="preserve">Module </w:t>
-      </w:r>
-      <w:r>
-        <w:t>6.2</w:t>
-      </w:r>
-      <w:r>
-        <w:t xml:space="preserve"> Assignment</w:t>
+        <w:t>Module 6.2 Assignment</w:t>
       </w:r>
     </w:p>
     <w:p>
       <w:r>
-        <w:t>11/1</w:t>
-      </w:r>
-      <w:r>
-        <w:t>9</w:t>
-      </w:r>
-      <w:r>
-        <w:t>/2023</w:t>
+        <w:t>11/19/2023</w:t>
       </w:r>
     </w:p>
     <w:p>
       <w:r>
+        <w:rPr>
+          <w:noProof/>
+        </w:rPr>
         <w:drawing>
           <wp:inline distT="0" distB="0" distL="0" distR="0" wp14:anchorId="25FF1CAF" wp14:editId="038C76B7">
             <wp:extent cx="3659190" cy="7105650"/>
@@ -70,6 +61,9 @@
     </w:p>
     <w:p>
       <w:r>
+        <w:rPr>
+          <w:noProof/>
+        </w:rPr>
         <w:lastRenderedPageBreak/>
         <w:drawing>
           <wp:inline distT="0" distB="0" distL="0" distR="0" wp14:anchorId="2B7F037C" wp14:editId="03DF6B49">
@@ -108,6 +102,17 @@
         </w:drawing>
       </w:r>
     </w:p>
+    <w:p>
+      <w:hyperlink r:id="rId6" w:history="1">
+        <w:r>
+          <w:rPr>
+            <w:rStyle w:val="Hyperlink"/>
+          </w:rPr>
+          <w:t>https://github.com/JDGinter/csd-310.git</w:t>
+        </w:r>
+      </w:hyperlink>
+    </w:p>
+    <w:p/>
     <w:sectPr>
       <w:pgSz w:w="12240" w:h="15840"/>
       <w:pgMar w:top="1440" w:right="1440" w:bottom="1440" w:left="1440" w:header="720" w:footer="720" w:gutter="0"/>
@@ -547,6 +552,18 @@
     <w:semiHidden/>
     <w:unhideWhenUsed/>
   </w:style>
+  <w:style w:type="character" w:styleId="Hyperlink">
+    <w:name w:val="Hyperlink"/>
+    <w:basedOn w:val="DefaultParagraphFont"/>
+    <w:uiPriority w:val="99"/>
+    <w:semiHidden/>
+    <w:unhideWhenUsed/>
+    <w:rsid w:val="00CF55E0"/>
+    <w:rPr>
+      <w:color w:val="0563C1" w:themeColor="hyperlink"/>
+      <w:u w:val="single"/>
+    </w:rPr>
+  </w:style>
 </w:styles>
 </file>
 
